--- a/2.Requirement Analysis/Customer Journey Map.docx
+++ b/2.Requirement Analysis/Customer Journey Map.docx
@@ -15,867 +15,14 @@
         <w:pStyle w:val="Heading2"/>
       </w:pPr>
       <w:r>
-        <w:t>User Journey: Predicting HDI Score</w:t>
+        <w:t>1. Overview</w:t>
       </w:r>
     </w:p>
     <w:p>
-      <w:pPr>
-        <w:pStyle w:val="Heading3"/>
-      </w:pPr>
       <w:r>
-        <w:t>Stage 1: Awareness</w:t>
+        <w:t>The Customer Journey Map tracks the user's experience with the HDI Prediction System, mapping their actions, thoughts, and emotions across six distinct stages. This help us identify and address usability gaps to ensure a smooth, intuitive user experience.</w:t>
       </w:r>
     </w:p>
-    <w:tbl>
-      <w:tblPr>
-        <w:tblStyle w:val="TableGrid"/>
-        <w:tblW w:type="auto" w:w="0"/>
-        <w:tblLook w:firstColumn="1" w:firstRow="1" w:lastColumn="0" w:lastRow="0" w:noHBand="0" w:noVBand="1" w:val="04A0"/>
-      </w:tblPr>
-      <w:tblGrid>
-        <w:gridCol w:w="4320"/>
-        <w:gridCol w:w="4320"/>
-      </w:tblGrid>
-      <w:tr>
-        <w:tc>
-          <w:tcPr>
-            <w:tcW w:type="dxa" w:w="4320"/>
-            <w:shd w:fill="2563EB"/>
-          </w:tcPr>
-          <w:p>
-            <w:r>
-              <w:rPr>
-                <w:b/>
-                <w:color w:val="FFFFFF"/>
-              </w:rPr>
-              <w:t>Aspect</w:t>
-            </w:r>
-          </w:p>
-        </w:tc>
-        <w:tc>
-          <w:tcPr>
-            <w:tcW w:type="dxa" w:w="4320"/>
-            <w:shd w:fill="2563EB"/>
-          </w:tcPr>
-          <w:p>
-            <w:r>
-              <w:rPr>
-                <w:b/>
-                <w:color w:val="FFFFFF"/>
-              </w:rPr>
-              <w:t>Details</w:t>
-            </w:r>
-          </w:p>
-        </w:tc>
-      </w:tr>
-      <w:tr>
-        <w:tc>
-          <w:tcPr>
-            <w:tcW w:type="dxa" w:w="4320"/>
-          </w:tcPr>
-          <w:p>
-            <w:r>
-              <w:t>**Action**</w:t>
-            </w:r>
-          </w:p>
-        </w:tc>
-        <w:tc>
-          <w:tcPr>
-            <w:tcW w:type="dxa" w:w="4320"/>
-          </w:tcPr>
-          <w:p>
-            <w:r>
-              <w:t>User discovers the HDI Prediction System through a shared link or academic reference</w:t>
-            </w:r>
-          </w:p>
-        </w:tc>
-      </w:tr>
-      <w:tr>
-        <w:tc>
-          <w:tcPr>
-            <w:tcW w:type="dxa" w:w="4320"/>
-            <w:shd w:fill="F8FAFC"/>
-          </w:tcPr>
-          <w:p>
-            <w:r>
-              <w:t>**Touchpoint**</w:t>
-            </w:r>
-          </w:p>
-        </w:tc>
-        <w:tc>
-          <w:tcPr>
-            <w:tcW w:type="dxa" w:w="4320"/>
-            <w:shd w:fill="F8FAFC"/>
-          </w:tcPr>
-          <w:p>
-            <w:r>
-              <w:t>Landing page (home.html)</w:t>
-            </w:r>
-          </w:p>
-        </w:tc>
-      </w:tr>
-      <w:tr>
-        <w:tc>
-          <w:tcPr>
-            <w:tcW w:type="dxa" w:w="4320"/>
-          </w:tcPr>
-          <w:p>
-            <w:r>
-              <w:t>**Emotion**</w:t>
-            </w:r>
-          </w:p>
-        </w:tc>
-        <w:tc>
-          <w:tcPr>
-            <w:tcW w:type="dxa" w:w="4320"/>
-          </w:tcPr>
-          <w:p>
-            <w:r>
-              <w:t>Curious, interested</w:t>
-            </w:r>
-          </w:p>
-        </w:tc>
-      </w:tr>
-      <w:tr>
-        <w:tc>
-          <w:tcPr>
-            <w:tcW w:type="dxa" w:w="4320"/>
-            <w:shd w:fill="F8FAFC"/>
-          </w:tcPr>
-          <w:p>
-            <w:r>
-              <w:t>**Thought**</w:t>
-            </w:r>
-          </w:p>
-        </w:tc>
-        <w:tc>
-          <w:tcPr>
-            <w:tcW w:type="dxa" w:w="4320"/>
-            <w:shd w:fill="F8FAFC"/>
-          </w:tcPr>
-          <w:p>
-            <w:r>
-              <w:t>"This tool can help me predict development levels using AI"</w:t>
-            </w:r>
-          </w:p>
-        </w:tc>
-      </w:tr>
-    </w:tbl>
-    <w:p>
-      <w:pPr>
-        <w:pStyle w:val="Heading3"/>
-      </w:pPr>
-      <w:r>
-        <w:t>Stage 2: Exploration</w:t>
-      </w:r>
-    </w:p>
-    <w:tbl>
-      <w:tblPr>
-        <w:tblStyle w:val="TableGrid"/>
-        <w:tblW w:type="auto" w:w="0"/>
-        <w:tblLook w:firstColumn="1" w:firstRow="1" w:lastColumn="0" w:lastRow="0" w:noHBand="0" w:noVBand="1" w:val="04A0"/>
-      </w:tblPr>
-      <w:tblGrid>
-        <w:gridCol w:w="4320"/>
-        <w:gridCol w:w="4320"/>
-      </w:tblGrid>
-      <w:tr>
-        <w:tc>
-          <w:tcPr>
-            <w:tcW w:type="dxa" w:w="4320"/>
-            <w:shd w:fill="2563EB"/>
-          </w:tcPr>
-          <w:p>
-            <w:r>
-              <w:rPr>
-                <w:b/>
-                <w:color w:val="FFFFFF"/>
-              </w:rPr>
-              <w:t>Aspect</w:t>
-            </w:r>
-          </w:p>
-        </w:tc>
-        <w:tc>
-          <w:tcPr>
-            <w:tcW w:type="dxa" w:w="4320"/>
-            <w:shd w:fill="2563EB"/>
-          </w:tcPr>
-          <w:p>
-            <w:r>
-              <w:rPr>
-                <w:b/>
-                <w:color w:val="FFFFFF"/>
-              </w:rPr>
-              <w:t>Details</w:t>
-            </w:r>
-          </w:p>
-        </w:tc>
-      </w:tr>
-      <w:tr>
-        <w:tc>
-          <w:tcPr>
-            <w:tcW w:type="dxa" w:w="4320"/>
-          </w:tcPr>
-          <w:p>
-            <w:r>
-              <w:t>**Action**</w:t>
-            </w:r>
-          </w:p>
-        </w:tc>
-        <w:tc>
-          <w:tcPr>
-            <w:tcW w:type="dxa" w:w="4320"/>
-          </w:tcPr>
-          <w:p>
-            <w:r>
-              <w:t>User explores the home page, reads about the three HDI dimensions (Health, Education, Income)</w:t>
-            </w:r>
-          </w:p>
-        </w:tc>
-      </w:tr>
-      <w:tr>
-        <w:tc>
-          <w:tcPr>
-            <w:tcW w:type="dxa" w:w="4320"/>
-            <w:shd w:fill="F8FAFC"/>
-          </w:tcPr>
-          <w:p>
-            <w:r>
-              <w:t>**Touchpoint**</w:t>
-            </w:r>
-          </w:p>
-        </w:tc>
-        <w:tc>
-          <w:tcPr>
-            <w:tcW w:type="dxa" w:w="4320"/>
-            <w:shd w:fill="F8FAFC"/>
-          </w:tcPr>
-          <w:p>
-            <w:r>
-              <w:t>Feature cards on home page</w:t>
-            </w:r>
-          </w:p>
-        </w:tc>
-      </w:tr>
-      <w:tr>
-        <w:tc>
-          <w:tcPr>
-            <w:tcW w:type="dxa" w:w="4320"/>
-          </w:tcPr>
-          <w:p>
-            <w:r>
-              <w:t>**Emotion**</w:t>
-            </w:r>
-          </w:p>
-        </w:tc>
-        <w:tc>
-          <w:tcPr>
-            <w:tcW w:type="dxa" w:w="4320"/>
-          </w:tcPr>
-          <w:p>
-            <w:r>
-              <w:t>Informed, engaged</w:t>
-            </w:r>
-          </w:p>
-        </w:tc>
-      </w:tr>
-      <w:tr>
-        <w:tc>
-          <w:tcPr>
-            <w:tcW w:type="dxa" w:w="4320"/>
-            <w:shd w:fill="F8FAFC"/>
-          </w:tcPr>
-          <w:p>
-            <w:r>
-              <w:t>**Thought**</w:t>
-            </w:r>
-          </w:p>
-        </w:tc>
-        <w:tc>
-          <w:tcPr>
-            <w:tcW w:type="dxa" w:w="4320"/>
-            <w:shd w:fill="F8FAFC"/>
-          </w:tcPr>
-          <w:p>
-            <w:r>
-              <w:t>"I understand what factors drive HDI — let me try a prediction"</w:t>
-            </w:r>
-          </w:p>
-        </w:tc>
-      </w:tr>
-    </w:tbl>
-    <w:p>
-      <w:pPr>
-        <w:pStyle w:val="Heading3"/>
-      </w:pPr>
-      <w:r>
-        <w:t>Stage 3: Input</w:t>
-      </w:r>
-    </w:p>
-    <w:tbl>
-      <w:tblPr>
-        <w:tblStyle w:val="TableGrid"/>
-        <w:tblW w:type="auto" w:w="0"/>
-        <w:tblLook w:firstColumn="1" w:firstRow="1" w:lastColumn="0" w:lastRow="0" w:noHBand="0" w:noVBand="1" w:val="04A0"/>
-      </w:tblPr>
-      <w:tblGrid>
-        <w:gridCol w:w="4320"/>
-        <w:gridCol w:w="4320"/>
-      </w:tblGrid>
-      <w:tr>
-        <w:tc>
-          <w:tcPr>
-            <w:tcW w:type="dxa" w:w="4320"/>
-            <w:shd w:fill="2563EB"/>
-          </w:tcPr>
-          <w:p>
-            <w:r>
-              <w:rPr>
-                <w:b/>
-                <w:color w:val="FFFFFF"/>
-              </w:rPr>
-              <w:t>Aspect</w:t>
-            </w:r>
-          </w:p>
-        </w:tc>
-        <w:tc>
-          <w:tcPr>
-            <w:tcW w:type="dxa" w:w="4320"/>
-            <w:shd w:fill="2563EB"/>
-          </w:tcPr>
-          <w:p>
-            <w:r>
-              <w:rPr>
-                <w:b/>
-                <w:color w:val="FFFFFF"/>
-              </w:rPr>
-              <w:t>Details</w:t>
-            </w:r>
-          </w:p>
-        </w:tc>
-      </w:tr>
-      <w:tr>
-        <w:tc>
-          <w:tcPr>
-            <w:tcW w:type="dxa" w:w="4320"/>
-          </w:tcPr>
-          <w:p>
-            <w:r>
-              <w:t>**Action**</w:t>
-            </w:r>
-          </w:p>
-        </w:tc>
-        <w:tc>
-          <w:tcPr>
-            <w:tcW w:type="dxa" w:w="4320"/>
-          </w:tcPr>
-          <w:p>
-            <w:r>
-              <w:t>User navigates to the prediction page and enters country indicators</w:t>
-            </w:r>
-          </w:p>
-        </w:tc>
-      </w:tr>
-      <w:tr>
-        <w:tc>
-          <w:tcPr>
-            <w:tcW w:type="dxa" w:w="4320"/>
-            <w:shd w:fill="F8FAFC"/>
-          </w:tcPr>
-          <w:p>
-            <w:r>
-              <w:t>**Touchpoint**</w:t>
-            </w:r>
-          </w:p>
-        </w:tc>
-        <w:tc>
-          <w:tcPr>
-            <w:tcW w:type="dxa" w:w="4320"/>
-            <w:shd w:fill="F8FAFC"/>
-          </w:tcPr>
-          <w:p>
-            <w:r>
-              <w:t>Prediction form (indexnew.html)</w:t>
-            </w:r>
-          </w:p>
-        </w:tc>
-      </w:tr>
-      <w:tr>
-        <w:tc>
-          <w:tcPr>
-            <w:tcW w:type="dxa" w:w="4320"/>
-          </w:tcPr>
-          <w:p>
-            <w:r>
-              <w:t>**Emotion**</w:t>
-            </w:r>
-          </w:p>
-        </w:tc>
-        <w:tc>
-          <w:tcPr>
-            <w:tcW w:type="dxa" w:w="4320"/>
-          </w:tcPr>
-          <w:p>
-            <w:r>
-              <w:t>Focused, expectant</w:t>
-            </w:r>
-          </w:p>
-        </w:tc>
-      </w:tr>
-      <w:tr>
-        <w:tc>
-          <w:tcPr>
-            <w:tcW w:type="dxa" w:w="4320"/>
-            <w:shd w:fill="F8FAFC"/>
-          </w:tcPr>
-          <w:p>
-            <w:r>
-              <w:t>**Thought**</w:t>
-            </w:r>
-          </w:p>
-        </w:tc>
-        <w:tc>
-          <w:tcPr>
-            <w:tcW w:type="dxa" w:w="4320"/>
-            <w:shd w:fill="F8FAFC"/>
-          </w:tcPr>
-          <w:p>
-            <w:r>
-              <w:t>"Let me input the indicators for the country I'm analyzing"</w:t>
-            </w:r>
-          </w:p>
-        </w:tc>
-      </w:tr>
-    </w:tbl>
-    <w:p>
-      <w:pPr>
-        <w:pStyle w:val="Heading3"/>
-      </w:pPr>
-      <w:r>
-        <w:t>Stage 4: Prediction</w:t>
-      </w:r>
-    </w:p>
-    <w:tbl>
-      <w:tblPr>
-        <w:tblStyle w:val="TableGrid"/>
-        <w:tblW w:type="auto" w:w="0"/>
-        <w:tblLook w:firstColumn="1" w:firstRow="1" w:lastColumn="0" w:lastRow="0" w:noHBand="0" w:noVBand="1" w:val="04A0"/>
-      </w:tblPr>
-      <w:tblGrid>
-        <w:gridCol w:w="4320"/>
-        <w:gridCol w:w="4320"/>
-      </w:tblGrid>
-      <w:tr>
-        <w:tc>
-          <w:tcPr>
-            <w:tcW w:type="dxa" w:w="4320"/>
-            <w:shd w:fill="2563EB"/>
-          </w:tcPr>
-          <w:p>
-            <w:r>
-              <w:rPr>
-                <w:b/>
-                <w:color w:val="FFFFFF"/>
-              </w:rPr>
-              <w:t>Aspect</w:t>
-            </w:r>
-          </w:p>
-        </w:tc>
-        <w:tc>
-          <w:tcPr>
-            <w:tcW w:type="dxa" w:w="4320"/>
-            <w:shd w:fill="2563EB"/>
-          </w:tcPr>
-          <w:p>
-            <w:r>
-              <w:rPr>
-                <w:b/>
-                <w:color w:val="FFFFFF"/>
-              </w:rPr>
-              <w:t>Details</w:t>
-            </w:r>
-          </w:p>
-        </w:tc>
-      </w:tr>
-      <w:tr>
-        <w:tc>
-          <w:tcPr>
-            <w:tcW w:type="dxa" w:w="4320"/>
-          </w:tcPr>
-          <w:p>
-            <w:r>
-              <w:t>**Action**</w:t>
-            </w:r>
-          </w:p>
-        </w:tc>
-        <w:tc>
-          <w:tcPr>
-            <w:tcW w:type="dxa" w:w="4320"/>
-          </w:tcPr>
-          <w:p>
-            <w:r>
-              <w:t>User submits the form and receives the predicted HDI score with tier classification</w:t>
-            </w:r>
-          </w:p>
-        </w:tc>
-      </w:tr>
-      <w:tr>
-        <w:tc>
-          <w:tcPr>
-            <w:tcW w:type="dxa" w:w="4320"/>
-            <w:shd w:fill="F8FAFC"/>
-          </w:tcPr>
-          <w:p>
-            <w:r>
-              <w:t>**Touchpoint**</w:t>
-            </w:r>
-          </w:p>
-        </w:tc>
-        <w:tc>
-          <w:tcPr>
-            <w:tcW w:type="dxa" w:w="4320"/>
-            <w:shd w:fill="F8FAFC"/>
-          </w:tcPr>
-          <w:p>
-            <w:r>
-              <w:t>Result card with score, tier badge, gauge, and insights</w:t>
-            </w:r>
-          </w:p>
-        </w:tc>
-      </w:tr>
-      <w:tr>
-        <w:tc>
-          <w:tcPr>
-            <w:tcW w:type="dxa" w:w="4320"/>
-          </w:tcPr>
-          <w:p>
-            <w:r>
-              <w:t>**Emotion**</w:t>
-            </w:r>
-          </w:p>
-        </w:tc>
-        <w:tc>
-          <w:tcPr>
-            <w:tcW w:type="dxa" w:w="4320"/>
-          </w:tcPr>
-          <w:p>
-            <w:r>
-              <w:t>Satisfied, informed</w:t>
-            </w:r>
-          </w:p>
-        </w:tc>
-      </w:tr>
-      <w:tr>
-        <w:tc>
-          <w:tcPr>
-            <w:tcW w:type="dxa" w:w="4320"/>
-            <w:shd w:fill="F8FAFC"/>
-          </w:tcPr>
-          <w:p>
-            <w:r>
-              <w:t>**Thought**</w:t>
-            </w:r>
-          </w:p>
-        </w:tc>
-        <w:tc>
-          <w:tcPr>
-            <w:tcW w:type="dxa" w:w="4320"/>
-            <w:shd w:fill="F8FAFC"/>
-          </w:tcPr>
-          <w:p>
-            <w:r>
-              <w:t>"The score makes sense given the indicators I provided"</w:t>
-            </w:r>
-          </w:p>
-        </w:tc>
-      </w:tr>
-    </w:tbl>
-    <w:p>
-      <w:pPr>
-        <w:pStyle w:val="Heading3"/>
-      </w:pPr>
-      <w:r>
-        <w:t>Stage 5: Analysis</w:t>
-      </w:r>
-    </w:p>
-    <w:tbl>
-      <w:tblPr>
-        <w:tblStyle w:val="TableGrid"/>
-        <w:tblW w:type="auto" w:w="0"/>
-        <w:tblLook w:firstColumn="1" w:firstRow="1" w:lastColumn="0" w:lastRow="0" w:noHBand="0" w:noVBand="1" w:val="04A0"/>
-      </w:tblPr>
-      <w:tblGrid>
-        <w:gridCol w:w="4320"/>
-        <w:gridCol w:w="4320"/>
-      </w:tblGrid>
-      <w:tr>
-        <w:tc>
-          <w:tcPr>
-            <w:tcW w:type="dxa" w:w="4320"/>
-            <w:shd w:fill="2563EB"/>
-          </w:tcPr>
-          <w:p>
-            <w:r>
-              <w:rPr>
-                <w:b/>
-                <w:color w:val="FFFFFF"/>
-              </w:rPr>
-              <w:t>Aspect</w:t>
-            </w:r>
-          </w:p>
-        </w:tc>
-        <w:tc>
-          <w:tcPr>
-            <w:tcW w:type="dxa" w:w="4320"/>
-            <w:shd w:fill="2563EB"/>
-          </w:tcPr>
-          <w:p>
-            <w:r>
-              <w:rPr>
-                <w:b/>
-                <w:color w:val="FFFFFF"/>
-              </w:rPr>
-              <w:t>Details</w:t>
-            </w:r>
-          </w:p>
-        </w:tc>
-      </w:tr>
-      <w:tr>
-        <w:tc>
-          <w:tcPr>
-            <w:tcW w:type="dxa" w:w="4320"/>
-          </w:tcPr>
-          <w:p>
-            <w:r>
-              <w:t>**Action**</w:t>
-            </w:r>
-          </w:p>
-        </w:tc>
-        <w:tc>
-          <w:tcPr>
-            <w:tcW w:type="dxa" w:w="4320"/>
-          </w:tcPr>
-          <w:p>
-            <w:r>
-              <w:t>User reviews the contextual insights and recommendations for the predicted tier</w:t>
-            </w:r>
-          </w:p>
-        </w:tc>
-      </w:tr>
-      <w:tr>
-        <w:tc>
-          <w:tcPr>
-            <w:tcW w:type="dxa" w:w="4320"/>
-            <w:shd w:fill="F8FAFC"/>
-          </w:tcPr>
-          <w:p>
-            <w:r>
-              <w:t>**Touchpoint**</w:t>
-            </w:r>
-          </w:p>
-        </w:tc>
-        <w:tc>
-          <w:tcPr>
-            <w:tcW w:type="dxa" w:w="4320"/>
-            <w:shd w:fill="F8FAFC"/>
-          </w:tcPr>
-          <w:p>
-            <w:r>
-              <w:t>Insights section with recommendations</w:t>
-            </w:r>
-          </w:p>
-        </w:tc>
-      </w:tr>
-      <w:tr>
-        <w:tc>
-          <w:tcPr>
-            <w:tcW w:type="dxa" w:w="4320"/>
-          </w:tcPr>
-          <w:p>
-            <w:r>
-              <w:t>**Emotion**</w:t>
-            </w:r>
-          </w:p>
-        </w:tc>
-        <w:tc>
-          <w:tcPr>
-            <w:tcW w:type="dxa" w:w="4320"/>
-          </w:tcPr>
-          <w:p>
-            <w:r>
-              <w:t>Empowered, motivated</w:t>
-            </w:r>
-          </w:p>
-        </w:tc>
-      </w:tr>
-      <w:tr>
-        <w:tc>
-          <w:tcPr>
-            <w:tcW w:type="dxa" w:w="4320"/>
-            <w:shd w:fill="F8FAFC"/>
-          </w:tcPr>
-          <w:p>
-            <w:r>
-              <w:t>**Thought**</w:t>
-            </w:r>
-          </w:p>
-        </w:tc>
-        <w:tc>
-          <w:tcPr>
-            <w:tcW w:type="dxa" w:w="4320"/>
-            <w:shd w:fill="F8FAFC"/>
-          </w:tcPr>
-          <w:p>
-            <w:r>
-              <w:t>"Now I know which areas need improvement to raise the HDI"</w:t>
-            </w:r>
-          </w:p>
-        </w:tc>
-      </w:tr>
-    </w:tbl>
-    <w:p>
-      <w:pPr>
-        <w:pStyle w:val="Heading3"/>
-      </w:pPr>
-      <w:r>
-        <w:t>Stage 6: Action</w:t>
-      </w:r>
-    </w:p>
-    <w:tbl>
-      <w:tblPr>
-        <w:tblStyle w:val="TableGrid"/>
-        <w:tblW w:type="auto" w:w="0"/>
-        <w:tblLook w:firstColumn="1" w:firstRow="1" w:lastColumn="0" w:lastRow="0" w:noHBand="0" w:noVBand="1" w:val="04A0"/>
-      </w:tblPr>
-      <w:tblGrid>
-        <w:gridCol w:w="4320"/>
-        <w:gridCol w:w="4320"/>
-      </w:tblGrid>
-      <w:tr>
-        <w:tc>
-          <w:tcPr>
-            <w:tcW w:type="dxa" w:w="4320"/>
-            <w:shd w:fill="2563EB"/>
-          </w:tcPr>
-          <w:p>
-            <w:r>
-              <w:rPr>
-                <w:b/>
-                <w:color w:val="FFFFFF"/>
-              </w:rPr>
-              <w:t>Aspect</w:t>
-            </w:r>
-          </w:p>
-        </w:tc>
-        <w:tc>
-          <w:tcPr>
-            <w:tcW w:type="dxa" w:w="4320"/>
-            <w:shd w:fill="2563EB"/>
-          </w:tcPr>
-          <w:p>
-            <w:r>
-              <w:rPr>
-                <w:b/>
-                <w:color w:val="FFFFFF"/>
-              </w:rPr>
-              <w:t>Details</w:t>
-            </w:r>
-          </w:p>
-        </w:tc>
-      </w:tr>
-      <w:tr>
-        <w:tc>
-          <w:tcPr>
-            <w:tcW w:type="dxa" w:w="4320"/>
-          </w:tcPr>
-          <w:p>
-            <w:r>
-              <w:t>**Action**</w:t>
-            </w:r>
-          </w:p>
-        </w:tc>
-        <w:tc>
-          <w:tcPr>
-            <w:tcW w:type="dxa" w:w="4320"/>
-          </w:tcPr>
-          <w:p>
-            <w:r>
-              <w:t>User uses the insights to inform policy decisions, research papers, or further analysis</w:t>
-            </w:r>
-          </w:p>
-        </w:tc>
-      </w:tr>
-      <w:tr>
-        <w:tc>
-          <w:tcPr>
-            <w:tcW w:type="dxa" w:w="4320"/>
-            <w:shd w:fill="F8FAFC"/>
-          </w:tcPr>
-          <w:p>
-            <w:r>
-              <w:t>**Touchpoint**</w:t>
-            </w:r>
-          </w:p>
-        </w:tc>
-        <w:tc>
-          <w:tcPr>
-            <w:tcW w:type="dxa" w:w="4320"/>
-            <w:shd w:fill="F8FAFC"/>
-          </w:tcPr>
-          <w:p>
-            <w:r>
-              <w:t>External action (report writing, policy briefing)</w:t>
-            </w:r>
-          </w:p>
-        </w:tc>
-      </w:tr>
-      <w:tr>
-        <w:tc>
-          <w:tcPr>
-            <w:tcW w:type="dxa" w:w="4320"/>
-          </w:tcPr>
-          <w:p>
-            <w:r>
-              <w:t>**Emotion**</w:t>
-            </w:r>
-          </w:p>
-        </w:tc>
-        <w:tc>
-          <w:tcPr>
-            <w:tcW w:type="dxa" w:w="4320"/>
-          </w:tcPr>
-          <w:p>
-            <w:r>
-              <w:t>Confident, productive</w:t>
-            </w:r>
-          </w:p>
-        </w:tc>
-      </w:tr>
-      <w:tr>
-        <w:tc>
-          <w:tcPr>
-            <w:tcW w:type="dxa" w:w="4320"/>
-            <w:shd w:fill="F8FAFC"/>
-          </w:tcPr>
-          <w:p>
-            <w:r>
-              <w:t>**Thought**</w:t>
-            </w:r>
-          </w:p>
-        </w:tc>
-        <w:tc>
-          <w:tcPr>
-            <w:tcW w:type="dxa" w:w="4320"/>
-            <w:shd w:fill="F8FAFC"/>
-          </w:tcPr>
-          <w:p>
-            <w:r>
-              <w:t>"This tool saved me significant time and provided actionable data"</w:t>
-            </w:r>
-          </w:p>
-        </w:tc>
-      </w:tr>
-    </w:tbl>
     <w:p>
       <w:r>
         <w:t>---</w:t>
@@ -886,7 +33,672 @@
         <w:pStyle w:val="Heading2"/>
       </w:pPr>
       <w:r>
-        <w:t>Journey Visualization</w:t>
+        <w:t>2. Stage-by-Stage Journey Analysis</w:t>
+      </w:r>
+    </w:p>
+    <w:p>
+      <w:pPr>
+        <w:pStyle w:val="Heading3"/>
+      </w:pPr>
+      <w:r>
+        <w:t>Stage 1: Discovery &amp; Awareness</w:t>
+      </w:r>
+    </w:p>
+    <w:p>
+      <w:pPr>
+        <w:pStyle w:val="ListBullet"/>
+      </w:pPr>
+      <w:r/>
+      <w:r>
+        <w:rPr>
+          <w:b/>
+        </w:rPr>
+        <w:t>User Actions</w:t>
+      </w:r>
+      <w:r>
+        <w:t>:</w:t>
+      </w:r>
+    </w:p>
+    <w:p>
+      <w:pPr>
+        <w:pStyle w:val="ListBullet"/>
+      </w:pPr>
+      <w:r>
+        <w:t>The user navigates to the application landing page.</w:t>
+      </w:r>
+    </w:p>
+    <w:p>
+      <w:pPr>
+        <w:pStyle w:val="ListBullet"/>
+      </w:pPr>
+      <w:r>
+        <w:t>Reads the header and title to understand the application's purpose.</w:t>
+      </w:r>
+    </w:p>
+    <w:p>
+      <w:pPr>
+        <w:pStyle w:val="ListBullet"/>
+      </w:pPr>
+      <w:r/>
+      <w:r>
+        <w:rPr>
+          <w:b/>
+        </w:rPr>
+        <w:t>Touchpoint</w:t>
+      </w:r>
+      <w:r>
+        <w:t>: Landing Page (`home.html`).</w:t>
+      </w:r>
+    </w:p>
+    <w:p>
+      <w:pPr>
+        <w:pStyle w:val="ListBullet"/>
+      </w:pPr>
+      <w:r/>
+      <w:r>
+        <w:rPr>
+          <w:b/>
+        </w:rPr>
+        <w:t>User Thoughts</w:t>
+      </w:r>
+      <w:r>
+        <w:t xml:space="preserve">: </w:t>
+      </w:r>
+      <w:r>
+        <w:rPr>
+          <w:i/>
+        </w:rPr>
+        <w:t>"Is this the tool that will help me predict HDI and tier levels? Let me see what dimensions it covers."</w:t>
+      </w:r>
+      <w:r/>
+    </w:p>
+    <w:p>
+      <w:pPr>
+        <w:pStyle w:val="ListBullet"/>
+      </w:pPr>
+      <w:r/>
+      <w:r>
+        <w:rPr>
+          <w:b/>
+        </w:rPr>
+        <w:t>User Emotions</w:t>
+      </w:r>
+      <w:r>
+        <w:t>: Curious, hopeful, analytical.</w:t>
+      </w:r>
+    </w:p>
+    <w:p>
+      <w:pPr>
+        <w:pStyle w:val="ListBullet"/>
+      </w:pPr>
+      <w:r/>
+      <w:r>
+        <w:rPr>
+          <w:b/>
+        </w:rPr>
+        <w:t>Process Improvements</w:t>
+      </w:r>
+      <w:r>
+        <w:t>: Clear hero messaging, readable typography, and clean nav links to start the test immediately.</w:t>
+      </w:r>
+    </w:p>
+    <w:p>
+      <w:pPr>
+        <w:pStyle w:val="Heading3"/>
+      </w:pPr>
+      <w:r>
+        <w:t>Stage 2: Education &amp; Contextualization</w:t>
+      </w:r>
+    </w:p>
+    <w:p>
+      <w:pPr>
+        <w:pStyle w:val="ListBullet"/>
+      </w:pPr>
+      <w:r/>
+      <w:r>
+        <w:rPr>
+          <w:b/>
+        </w:rPr>
+        <w:t>User Actions</w:t>
+      </w:r>
+      <w:r>
+        <w:t>:</w:t>
+      </w:r>
+    </w:p>
+    <w:p>
+      <w:pPr>
+        <w:pStyle w:val="ListBullet"/>
+      </w:pPr>
+      <w:r>
+        <w:t>Explores the landing page's feature section.</w:t>
+      </w:r>
+    </w:p>
+    <w:p>
+      <w:pPr>
+        <w:pStyle w:val="ListBullet"/>
+      </w:pPr>
+      <w:r>
+        <w:t>Reviews the descriptions for the three key HDI pillars: Health (Life Expectancy), Knowledge (EYS, MYS), and Living Standards (GNI).</w:t>
+      </w:r>
+    </w:p>
+    <w:p>
+      <w:pPr>
+        <w:pStyle w:val="ListBullet"/>
+      </w:pPr>
+      <w:r/>
+      <w:r>
+        <w:rPr>
+          <w:b/>
+        </w:rPr>
+        <w:t>Touchpoint</w:t>
+      </w:r>
+      <w:r>
+        <w:t>: Feature Cards (`home.html`).</w:t>
+      </w:r>
+    </w:p>
+    <w:p>
+      <w:pPr>
+        <w:pStyle w:val="ListBullet"/>
+      </w:pPr>
+      <w:r/>
+      <w:r>
+        <w:rPr>
+          <w:b/>
+        </w:rPr>
+        <w:t>User Thoughts</w:t>
+      </w:r>
+      <w:r>
+        <w:t xml:space="preserve">: </w:t>
+      </w:r>
+      <w:r>
+        <w:rPr>
+          <w:i/>
+        </w:rPr>
+        <w:t>"It matches the standard UN dimensions. Let's see if the interactive calculator is easy to use."</w:t>
+      </w:r>
+      <w:r/>
+    </w:p>
+    <w:p>
+      <w:pPr>
+        <w:pStyle w:val="ListBullet"/>
+      </w:pPr>
+      <w:r/>
+      <w:r>
+        <w:rPr>
+          <w:b/>
+        </w:rPr>
+        <w:t>User Emotions</w:t>
+      </w:r>
+      <w:r>
+        <w:t>: Informed, engaged, trustful.</w:t>
+      </w:r>
+    </w:p>
+    <w:p>
+      <w:pPr>
+        <w:pStyle w:val="ListBullet"/>
+      </w:pPr>
+      <w:r/>
+      <w:r>
+        <w:rPr>
+          <w:b/>
+        </w:rPr>
+        <w:t>Process Improvements</w:t>
+      </w:r>
+      <w:r>
+        <w:t>: Glassmorphic cards with distinct icons for each pillar, emphasizing the direct connection between indicators and final scores.</w:t>
+      </w:r>
+    </w:p>
+    <w:p>
+      <w:pPr>
+        <w:pStyle w:val="Heading3"/>
+      </w:pPr>
+      <w:r>
+        <w:t>Stage 3: Configuration &amp; Data Input</w:t>
+      </w:r>
+    </w:p>
+    <w:p>
+      <w:pPr>
+        <w:pStyle w:val="ListBullet"/>
+      </w:pPr>
+      <w:r/>
+      <w:r>
+        <w:rPr>
+          <w:b/>
+        </w:rPr>
+        <w:t>User Actions</w:t>
+      </w:r>
+      <w:r>
+        <w:t>:</w:t>
+      </w:r>
+    </w:p>
+    <w:p>
+      <w:pPr>
+        <w:pStyle w:val="ListBullet"/>
+      </w:pPr>
+      <w:r>
+        <w:t>Clicks "Make a Prediction" to navigate to the input form page.</w:t>
+      </w:r>
+    </w:p>
+    <w:p>
+      <w:pPr>
+        <w:pStyle w:val="ListBullet"/>
+      </w:pPr>
+      <w:r>
+        <w:t>Selects a country category and inputs numeric development values.</w:t>
+      </w:r>
+    </w:p>
+    <w:p>
+      <w:pPr>
+        <w:pStyle w:val="ListBullet"/>
+      </w:pPr>
+      <w:r>
+        <w:t>Reviews form validation warnings if inputs fall outside standard limits.</w:t>
+      </w:r>
+    </w:p>
+    <w:p>
+      <w:pPr>
+        <w:pStyle w:val="ListBullet"/>
+      </w:pPr>
+      <w:r/>
+      <w:r>
+        <w:rPr>
+          <w:b/>
+        </w:rPr>
+        <w:t>Touchpoint</w:t>
+      </w:r>
+      <w:r>
+        <w:t>: Predict Input Form (`indexnew.html`).</w:t>
+      </w:r>
+    </w:p>
+    <w:p>
+      <w:pPr>
+        <w:pStyle w:val="ListBullet"/>
+      </w:pPr>
+      <w:r/>
+      <w:r>
+        <w:rPr>
+          <w:b/>
+        </w:rPr>
+        <w:t>User Thoughts</w:t>
+      </w:r>
+      <w:r>
+        <w:t xml:space="preserve">: </w:t>
+      </w:r>
+      <w:r>
+        <w:rPr>
+          <w:i/>
+        </w:rPr>
+        <w:t>"Let me input my target values. Good, the form validates the ranges so I don't enter invalid parameters."</w:t>
+      </w:r>
+      <w:r/>
+    </w:p>
+    <w:p>
+      <w:pPr>
+        <w:pStyle w:val="ListBullet"/>
+      </w:pPr>
+      <w:r/>
+      <w:r>
+        <w:rPr>
+          <w:b/>
+        </w:rPr>
+        <w:t>User Emotions</w:t>
+      </w:r>
+      <w:r>
+        <w:t>: Focused, careful, goal-oriented.</w:t>
+      </w:r>
+    </w:p>
+    <w:p>
+      <w:pPr>
+        <w:pStyle w:val="ListBullet"/>
+      </w:pPr>
+      <w:r/>
+      <w:r>
+        <w:rPr>
+          <w:b/>
+        </w:rPr>
+        <w:t>Process Improvements</w:t>
+      </w:r>
+      <w:r>
+        <w:t>: Clear boundary labels next to inputs (e.g., "50 to 85 years") and browser-native validation to prevent invalid form submissions.</w:t>
+      </w:r>
+    </w:p>
+    <w:p>
+      <w:pPr>
+        <w:pStyle w:val="Heading3"/>
+      </w:pPr>
+      <w:r>
+        <w:t>Stage 4: Execution &amp; Prediction</w:t>
+      </w:r>
+    </w:p>
+    <w:p>
+      <w:pPr>
+        <w:pStyle w:val="ListBullet"/>
+      </w:pPr>
+      <w:r/>
+      <w:r>
+        <w:rPr>
+          <w:b/>
+        </w:rPr>
+        <w:t>User Actions</w:t>
+      </w:r>
+      <w:r>
+        <w:t>:</w:t>
+      </w:r>
+    </w:p>
+    <w:p>
+      <w:pPr>
+        <w:pStyle w:val="ListBullet"/>
+      </w:pPr>
+      <w:r>
+        <w:t>Clicks "Predict HDI Score" to submit the form.</w:t>
+      </w:r>
+    </w:p>
+    <w:p>
+      <w:pPr>
+        <w:pStyle w:val="ListBullet"/>
+      </w:pPr>
+      <w:r>
+        <w:t>Wait briefly as the backend processes the input through the machine learning model.</w:t>
+      </w:r>
+    </w:p>
+    <w:p>
+      <w:pPr>
+        <w:pStyle w:val="ListBullet"/>
+      </w:pPr>
+      <w:r/>
+      <w:r>
+        <w:rPr>
+          <w:b/>
+        </w:rPr>
+        <w:t>Touchpoint</w:t>
+      </w:r>
+      <w:r>
+        <w:t>: Flask backend API route (`/predict`).</w:t>
+      </w:r>
+    </w:p>
+    <w:p>
+      <w:pPr>
+        <w:pStyle w:val="ListBullet"/>
+      </w:pPr>
+      <w:r/>
+      <w:r>
+        <w:rPr>
+          <w:b/>
+        </w:rPr>
+        <w:t>User Thoughts</w:t>
+      </w:r>
+      <w:r>
+        <w:t xml:space="preserve">: </w:t>
+      </w:r>
+      <w:r>
+        <w:rPr>
+          <w:i/>
+        </w:rPr>
+        <w:t>"Is the model fast? I want to see the score and what development tier this country falls under."</w:t>
+      </w:r>
+      <w:r/>
+    </w:p>
+    <w:p>
+      <w:pPr>
+        <w:pStyle w:val="ListBullet"/>
+      </w:pPr>
+      <w:r/>
+      <w:r>
+        <w:rPr>
+          <w:b/>
+        </w:rPr>
+        <w:t>User Emotions</w:t>
+      </w:r>
+      <w:r>
+        <w:t>: Expectant, curious.</w:t>
+      </w:r>
+    </w:p>
+    <w:p>
+      <w:pPr>
+        <w:pStyle w:val="ListBullet"/>
+      </w:pPr>
+      <w:r/>
+      <w:r>
+        <w:rPr>
+          <w:b/>
+        </w:rPr>
+        <w:t>Process Improvements</w:t>
+      </w:r>
+      <w:r>
+        <w:t>: Extremely low latency backend response (&lt;200ms) with clean redirects.</w:t>
+      </w:r>
+    </w:p>
+    <w:p>
+      <w:pPr>
+        <w:pStyle w:val="Heading3"/>
+      </w:pPr>
+      <w:r>
+        <w:t>Stage 5: Evaluation &amp; Visual Analysis</w:t>
+      </w:r>
+    </w:p>
+    <w:p>
+      <w:pPr>
+        <w:pStyle w:val="ListBullet"/>
+      </w:pPr>
+      <w:r/>
+      <w:r>
+        <w:rPr>
+          <w:b/>
+        </w:rPr>
+        <w:t>User Actions</w:t>
+      </w:r>
+      <w:r>
+        <w:t>:</w:t>
+      </w:r>
+    </w:p>
+    <w:p>
+      <w:pPr>
+        <w:pStyle w:val="ListBullet"/>
+      </w:pPr>
+      <w:r>
+        <w:t>Reviews the predicted HDI score.</w:t>
+      </w:r>
+    </w:p>
+    <w:p>
+      <w:pPr>
+        <w:pStyle w:val="ListBullet"/>
+      </w:pPr>
+      <w:r>
+        <w:t>Checks the color-coded development tier badge (🟢 Very High, 🔵 High, 🟠 Medium, 🔴 Low).</w:t>
+      </w:r>
+    </w:p>
+    <w:p>
+      <w:pPr>
+        <w:pStyle w:val="ListBullet"/>
+      </w:pPr>
+      <w:r>
+        <w:t>Evaluates the country's development level on the visual progress gauge.</w:t>
+      </w:r>
+    </w:p>
+    <w:p>
+      <w:pPr>
+        <w:pStyle w:val="ListBullet"/>
+      </w:pPr>
+      <w:r/>
+      <w:r>
+        <w:rPr>
+          <w:b/>
+        </w:rPr>
+        <w:t>Touchpoint</w:t>
+      </w:r>
+      <w:r>
+        <w:t>: Prediction Results Dashboard (`indexnew.html`).</w:t>
+      </w:r>
+    </w:p>
+    <w:p>
+      <w:pPr>
+        <w:pStyle w:val="ListBullet"/>
+      </w:pPr>
+      <w:r/>
+      <w:r>
+        <w:rPr>
+          <w:b/>
+        </w:rPr>
+        <w:t>User Thoughts</w:t>
+      </w:r>
+      <w:r>
+        <w:t xml:space="preserve">: </w:t>
+      </w:r>
+      <w:r>
+        <w:rPr>
+          <w:i/>
+        </w:rPr>
+        <w:t>"The classification makes sense. The color badge and progress gauge make it easy to understand the score at a glance."</w:t>
+      </w:r>
+      <w:r/>
+    </w:p>
+    <w:p>
+      <w:pPr>
+        <w:pStyle w:val="ListBullet"/>
+      </w:pPr>
+      <w:r/>
+      <w:r>
+        <w:rPr>
+          <w:b/>
+        </w:rPr>
+        <w:t>User Emotions</w:t>
+      </w:r>
+      <w:r>
+        <w:t>: Satisfied, analytical, validation.</w:t>
+      </w:r>
+    </w:p>
+    <w:p>
+      <w:pPr>
+        <w:pStyle w:val="ListBullet"/>
+      </w:pPr>
+      <w:r/>
+      <w:r>
+        <w:rPr>
+          <w:b/>
+        </w:rPr>
+        <w:t>Process Improvements</w:t>
+      </w:r>
+      <w:r>
+        <w:t>: Large, readable typography for the predicted score, color-coded badges, and a custom CSS gauge that maps the score dynamically.</w:t>
+      </w:r>
+    </w:p>
+    <w:p>
+      <w:pPr>
+        <w:pStyle w:val="Heading3"/>
+      </w:pPr>
+      <w:r>
+        <w:t>Stage 6: Insight &amp; Action</w:t>
+      </w:r>
+    </w:p>
+    <w:p>
+      <w:pPr>
+        <w:pStyle w:val="ListBullet"/>
+      </w:pPr>
+      <w:r/>
+      <w:r>
+        <w:rPr>
+          <w:b/>
+        </w:rPr>
+        <w:t>User Actions</w:t>
+      </w:r>
+      <w:r>
+        <w:t>:</w:t>
+      </w:r>
+    </w:p>
+    <w:p>
+      <w:pPr>
+        <w:pStyle w:val="ListBullet"/>
+      </w:pPr>
+      <w:r>
+        <w:t>Reads the contextual insights and recommendations based on the predicted tier.</w:t>
+      </w:r>
+    </w:p>
+    <w:p>
+      <w:pPr>
+        <w:pStyle w:val="ListBullet"/>
+      </w:pPr>
+      <w:r>
+        <w:t>Applies these recommendations to policy briefs, academic papers, or strategic reports.</w:t>
+      </w:r>
+    </w:p>
+    <w:p>
+      <w:pPr>
+        <w:pStyle w:val="ListBullet"/>
+      </w:pPr>
+      <w:r/>
+      <w:r>
+        <w:rPr>
+          <w:b/>
+        </w:rPr>
+        <w:t>Touchpoint</w:t>
+      </w:r>
+      <w:r>
+        <w:t>: Results Card Insights Section (`indexnew.html`).</w:t>
+      </w:r>
+    </w:p>
+    <w:p>
+      <w:pPr>
+        <w:pStyle w:val="ListBullet"/>
+      </w:pPr>
+      <w:r/>
+      <w:r>
+        <w:rPr>
+          <w:b/>
+        </w:rPr>
+        <w:t>User Thoughts</w:t>
+      </w:r>
+      <w:r>
+        <w:t xml:space="preserve">: </w:t>
+      </w:r>
+      <w:r>
+        <w:rPr>
+          <w:i/>
+        </w:rPr>
+        <w:t>"These recommendations are directly applicable to my report. Now I know which sectors to prioritize for improvement."</w:t>
+      </w:r>
+      <w:r/>
+    </w:p>
+    <w:p>
+      <w:pPr>
+        <w:pStyle w:val="ListBullet"/>
+      </w:pPr>
+      <w:r/>
+      <w:r>
+        <w:rPr>
+          <w:b/>
+        </w:rPr>
+        <w:t>User Emotions</w:t>
+      </w:r>
+      <w:r>
+        <w:t>: Empowered, productive, accomplished.</w:t>
+      </w:r>
+    </w:p>
+    <w:p>
+      <w:pPr>
+        <w:pStyle w:val="ListBullet"/>
+      </w:pPr>
+      <w:r/>
+      <w:r>
+        <w:rPr>
+          <w:b/>
+        </w:rPr>
+        <w:t>Process Improvements</w:t>
+      </w:r>
+      <w:r>
+        <w:t>: Bulleted, actionable recommendations for each tier, presenting next steps in development planning.</w:t>
+      </w:r>
+    </w:p>
+    <w:p>
+      <w:r>
+        <w:t>---</w:t>
+      </w:r>
+    </w:p>
+    <w:p>
+      <w:pPr>
+        <w:pStyle w:val="Heading2"/>
+      </w:pPr>
+      <w:r>
+        <w:t>3. Journey Summary Metrics</w:t>
       </w:r>
     </w:p>
     <w:p>
@@ -901,11 +713,11 @@
           <w:color w:val="0F172A"/>
           <w:sz w:val="19"/>
         </w:rPr>
-        <w:t>Awareness → Exploration → Input → Prediction → Analysis → Action</w:t>
+        <w:t>Stage:      Awareness ➔ Contextualization ➔ Input ➔ Execution ➔ Visual Analysis ➔ Action</w:t>
         <w:br/>
-        <w:t xml:space="preserve">   😊          📖          ✍️         🎯          💡         🚀</w:t>
+        <w:t>Emotion:       😊             📖            ✍️        🎯            💡            🚀</w:t>
         <w:br/>
-        <w:t xml:space="preserve">  High        High       Medium      High        High       High</w:t>
+        <w:t>Attention:    High           High          Medium    High          High          High</w:t>
       </w:r>
     </w:p>
     <w:sectPr>
